--- a/Docs/Formato.docx
+++ b/Docs/Formato.docx
@@ -7,12 +7,12 @@
         <w:tblStyle w:val="Tablanormal1"/>
         <w:tblpPr w:leftFromText="141" w:rightFromText="141" w:vertAnchor="text" w:tblpXSpec="center" w:tblpY="1"/>
         <w:tblOverlap w:val="never"/>
-        <w:tblW w:w="0" w:type="auto"/>
+        <w:tblW w:w="5000" w:type="pct"/>
         <w:tblLook w:val="04A0" w:firstRow="1" w:lastRow="0" w:firstColumn="1" w:lastColumn="0" w:noHBand="0" w:noVBand="1"/>
       </w:tblPr>
       <w:tblGrid>
-        <w:gridCol w:w="2681"/>
-        <w:gridCol w:w="11023"/>
+        <w:gridCol w:w="3854"/>
+        <w:gridCol w:w="9850"/>
       </w:tblGrid>
       <w:tr>
         <w:trPr>
@@ -21,7 +21,7 @@
         <w:tc>
           <w:tcPr>
             <w:cnfStyle w:val="001000000000" w:firstRow="0" w:lastRow="0" w:firstColumn="1" w:lastColumn="0" w:oddVBand="0" w:evenVBand="0" w:oddHBand="0" w:evenHBand="0" w:firstRowFirstColumn="0" w:firstRowLastColumn="0" w:lastRowFirstColumn="0" w:lastRowLastColumn="0"/>
-            <w:tcW w:w="2681" w:type="dxa"/>
+            <w:tcW w:w="1406" w:type="pct"/>
             <w:vAlign w:val="center"/>
           </w:tcPr>
           <w:p>
@@ -31,6 +31,7 @@
                 <w:color w:val="7F7F7F" w:themeColor="text1" w:themeTint="80"/>
                 <w:sz w:val="24"/>
                 <w:szCs w:val="20"/>
+                <w:u w:val="single"/>
               </w:rPr>
             </w:pPr>
             <w:r>
@@ -41,21 +42,12 @@
                 <w:szCs w:val="20"/>
               </w:rPr>
               <w:t>Contrato</w:t>
-            </w:r>
-            <w:r>
-              <w:rPr>
-                <w:b w:val="0"/>
-                <w:color w:val="7F7F7F" w:themeColor="text1" w:themeTint="80"/>
-                <w:sz w:val="24"/>
-                <w:szCs w:val="20"/>
-              </w:rPr>
-              <w:t xml:space="preserve"> general</w:t>
             </w:r>
           </w:p>
         </w:tc>
         <w:tc>
           <w:tcPr>
-            <w:tcW w:w="11023" w:type="dxa"/>
+            <w:tcW w:w="3594" w:type="pct"/>
             <w:vAlign w:val="center"/>
           </w:tcPr>
           <w:p>
@@ -105,7 +97,7 @@
         <w:tc>
           <w:tcPr>
             <w:cnfStyle w:val="001000000000" w:firstRow="0" w:lastRow="0" w:firstColumn="1" w:lastColumn="0" w:oddVBand="0" w:evenVBand="0" w:oddHBand="0" w:evenHBand="0" w:firstRowFirstColumn="0" w:firstRowLastColumn="0" w:lastRowFirstColumn="0" w:lastRowLastColumn="0"/>
-            <w:tcW w:w="2681" w:type="dxa"/>
+            <w:tcW w:w="1406" w:type="pct"/>
             <w:vAlign w:val="center"/>
           </w:tcPr>
           <w:p>
@@ -147,7 +139,7 @@
         </w:tc>
         <w:tc>
           <w:tcPr>
-            <w:tcW w:w="11023" w:type="dxa"/>
+            <w:tcW w:w="3594" w:type="pct"/>
             <w:vAlign w:val="center"/>
           </w:tcPr>
           <w:p>
@@ -174,7 +166,7 @@
         <w:tc>
           <w:tcPr>
             <w:cnfStyle w:val="001000000000" w:firstRow="0" w:lastRow="0" w:firstColumn="1" w:lastColumn="0" w:oddVBand="0" w:evenVBand="0" w:oddHBand="0" w:evenHBand="0" w:firstRowFirstColumn="0" w:firstRowLastColumn="0" w:lastRowFirstColumn="0" w:lastRowLastColumn="0"/>
-            <w:tcW w:w="2681" w:type="dxa"/>
+            <w:tcW w:w="1406" w:type="pct"/>
             <w:vAlign w:val="center"/>
           </w:tcPr>
           <w:p>
@@ -210,7 +202,34 @@
                 <w:sz w:val="24"/>
                 <w:szCs w:val="20"/>
               </w:rPr>
-              <w:t xml:space="preserve"> Contrato(S</w:t>
+              <w:t xml:space="preserve"> Contrato</w:t>
+            </w:r>
+            <w:r>
+              <w:rPr>
+                <w:b w:val="0"/>
+                <w:color w:val="7F7F7F" w:themeColor="text1" w:themeTint="80"/>
+                <w:sz w:val="24"/>
+                <w:szCs w:val="20"/>
+              </w:rPr>
+              <w:t xml:space="preserve"> </w:t>
+            </w:r>
+            <w:r>
+              <w:rPr>
+                <w:b w:val="0"/>
+                <w:color w:val="7F7F7F" w:themeColor="text1" w:themeTint="80"/>
+                <w:sz w:val="24"/>
+                <w:szCs w:val="20"/>
+              </w:rPr>
+              <w:t>(</w:t>
+            </w:r>
+            <w:r>
+              <w:rPr>
+                <w:b w:val="0"/>
+                <w:color w:val="7F7F7F" w:themeColor="text1" w:themeTint="80"/>
+                <w:sz w:val="24"/>
+                <w:szCs w:val="20"/>
+              </w:rPr>
+              <w:t>s</w:t>
             </w:r>
             <w:r>
               <w:rPr>
@@ -225,7 +244,7 @@
         </w:tc>
         <w:tc>
           <w:tcPr>
-            <w:tcW w:w="11023" w:type="dxa"/>
+            <w:tcW w:w="3594" w:type="pct"/>
             <w:vAlign w:val="center"/>
           </w:tcPr>
           <w:p>
@@ -271,7 +290,7 @@
         <w:tc>
           <w:tcPr>
             <w:cnfStyle w:val="001000000000" w:firstRow="0" w:lastRow="0" w:firstColumn="1" w:lastColumn="0" w:oddVBand="0" w:evenVBand="0" w:oddHBand="0" w:evenHBand="0" w:firstRowFirstColumn="0" w:firstRowLastColumn="0" w:lastRowFirstColumn="0" w:lastRowLastColumn="0"/>
-            <w:tcW w:w="2681" w:type="dxa"/>
+            <w:tcW w:w="1406" w:type="pct"/>
             <w:vAlign w:val="center"/>
           </w:tcPr>
           <w:p>
@@ -296,7 +315,7 @@
         </w:tc>
         <w:tc>
           <w:tcPr>
-            <w:tcW w:w="11023" w:type="dxa"/>
+            <w:tcW w:w="3594" w:type="pct"/>
             <w:vAlign w:val="center"/>
           </w:tcPr>
           <w:p>
@@ -323,7 +342,7 @@
         <w:tc>
           <w:tcPr>
             <w:cnfStyle w:val="001000000000" w:firstRow="0" w:lastRow="0" w:firstColumn="1" w:lastColumn="0" w:oddVBand="0" w:evenVBand="0" w:oddHBand="0" w:evenHBand="0" w:firstRowFirstColumn="0" w:firstRowLastColumn="0" w:lastRowFirstColumn="0" w:lastRowLastColumn="0"/>
-            <w:tcW w:w="2681" w:type="dxa"/>
+            <w:tcW w:w="1406" w:type="pct"/>
             <w:vAlign w:val="center"/>
           </w:tcPr>
           <w:p>
@@ -347,7 +366,7 @@
         </w:tc>
         <w:tc>
           <w:tcPr>
-            <w:tcW w:w="11023" w:type="dxa"/>
+            <w:tcW w:w="3594" w:type="pct"/>
             <w:vAlign w:val="center"/>
           </w:tcPr>
           <w:p>
@@ -377,16 +396,16 @@
         <w:tblStyle w:val="Tablanormal1"/>
         <w:tblpPr w:leftFromText="141" w:rightFromText="141" w:vertAnchor="text" w:tblpXSpec="center" w:tblpY="1"/>
         <w:tblOverlap w:val="never"/>
-        <w:tblW w:w="0" w:type="auto"/>
+        <w:tblW w:w="5000" w:type="pct"/>
         <w:tblLook w:val="04A0" w:firstRow="1" w:lastRow="0" w:firstColumn="1" w:lastColumn="0" w:noHBand="0" w:noVBand="1"/>
       </w:tblPr>
       <w:tblGrid>
-        <w:gridCol w:w="1696"/>
-        <w:gridCol w:w="1560"/>
-        <w:gridCol w:w="1559"/>
-        <w:gridCol w:w="5245"/>
-        <w:gridCol w:w="2218"/>
-        <w:gridCol w:w="1426"/>
+        <w:gridCol w:w="1315"/>
+        <w:gridCol w:w="1513"/>
+        <w:gridCol w:w="3401"/>
+        <w:gridCol w:w="4520"/>
+        <w:gridCol w:w="1590"/>
+        <w:gridCol w:w="1365"/>
       </w:tblGrid>
       <w:tr>
         <w:trPr>
@@ -395,7 +414,7 @@
         <w:tc>
           <w:tcPr>
             <w:cnfStyle w:val="001000000000" w:firstRow="0" w:lastRow="0" w:firstColumn="1" w:lastColumn="0" w:oddVBand="0" w:evenVBand="0" w:oddHBand="0" w:evenHBand="0" w:firstRowFirstColumn="0" w:firstRowLastColumn="0" w:lastRowFirstColumn="0" w:lastRowLastColumn="0"/>
-            <w:tcW w:w="1696" w:type="dxa"/>
+            <w:tcW w:w="480" w:type="pct"/>
             <w:vAlign w:val="center"/>
           </w:tcPr>
           <w:p>
@@ -419,7 +438,7 @@
         </w:tc>
         <w:tc>
           <w:tcPr>
-            <w:tcW w:w="12008" w:type="dxa"/>
+            <w:tcW w:w="4520" w:type="pct"/>
             <w:gridSpan w:val="5"/>
             <w:vAlign w:val="center"/>
           </w:tcPr>
@@ -451,7 +470,7 @@
         <w:tc>
           <w:tcPr>
             <w:cnfStyle w:val="001000000000" w:firstRow="0" w:lastRow="0" w:firstColumn="1" w:lastColumn="0" w:oddVBand="0" w:evenVBand="0" w:oddHBand="0" w:evenHBand="0" w:firstRowFirstColumn="0" w:firstRowLastColumn="0" w:lastRowFirstColumn="0" w:lastRowLastColumn="0"/>
-            <w:tcW w:w="13704" w:type="dxa"/>
+            <w:tcW w:w="5000" w:type="pct"/>
             <w:gridSpan w:val="6"/>
             <w:vAlign w:val="center"/>
           </w:tcPr>
@@ -476,7 +495,7 @@
         <w:tc>
           <w:tcPr>
             <w:cnfStyle w:val="001000000000" w:firstRow="0" w:lastRow="0" w:firstColumn="1" w:lastColumn="0" w:oddVBand="0" w:evenVBand="0" w:oddHBand="0" w:evenHBand="0" w:firstRowFirstColumn="0" w:firstRowLastColumn="0" w:lastRowFirstColumn="0" w:lastRowLastColumn="0"/>
-            <w:tcW w:w="1696" w:type="dxa"/>
+            <w:tcW w:w="480" w:type="pct"/>
             <w:vAlign w:val="center"/>
           </w:tcPr>
           <w:p>
@@ -514,7 +533,7 @@
         </w:tc>
         <w:tc>
           <w:tcPr>
-            <w:tcW w:w="1560" w:type="dxa"/>
+            <w:tcW w:w="552" w:type="pct"/>
             <w:vAlign w:val="center"/>
           </w:tcPr>
           <w:p>
@@ -541,7 +560,7 @@
         </w:tc>
         <w:tc>
           <w:tcPr>
-            <w:tcW w:w="1559" w:type="dxa"/>
+            <w:tcW w:w="1241" w:type="pct"/>
             <w:vAlign w:val="center"/>
           </w:tcPr>
           <w:p>
@@ -568,7 +587,7 @@
         </w:tc>
         <w:tc>
           <w:tcPr>
-            <w:tcW w:w="5245" w:type="dxa"/>
+            <w:tcW w:w="1649" w:type="pct"/>
             <w:vAlign w:val="center"/>
           </w:tcPr>
           <w:p>
@@ -595,7 +614,7 @@
         </w:tc>
         <w:tc>
           <w:tcPr>
-            <w:tcW w:w="2218" w:type="dxa"/>
+            <w:tcW w:w="580" w:type="pct"/>
             <w:vAlign w:val="center"/>
           </w:tcPr>
           <w:p>
@@ -643,7 +662,7 @@
         </w:tc>
         <w:tc>
           <w:tcPr>
-            <w:tcW w:w="1426" w:type="dxa"/>
+            <w:tcW w:w="498" w:type="pct"/>
             <w:vAlign w:val="center"/>
           </w:tcPr>
           <w:p>
@@ -676,7 +695,7 @@
         <w:tc>
           <w:tcPr>
             <w:cnfStyle w:val="001000000000" w:firstRow="0" w:lastRow="0" w:firstColumn="1" w:lastColumn="0" w:oddVBand="0" w:evenVBand="0" w:oddHBand="0" w:evenHBand="0" w:firstRowFirstColumn="0" w:firstRowLastColumn="0" w:lastRowFirstColumn="0" w:lastRowLastColumn="0"/>
-            <w:tcW w:w="1696" w:type="dxa"/>
+            <w:tcW w:w="480" w:type="pct"/>
             <w:vAlign w:val="center"/>
           </w:tcPr>
           <w:p>
@@ -704,7 +723,7 @@
         </w:tc>
         <w:tc>
           <w:tcPr>
-            <w:tcW w:w="1560" w:type="dxa"/>
+            <w:tcW w:w="552" w:type="pct"/>
             <w:vAlign w:val="center"/>
           </w:tcPr>
           <w:p>
@@ -729,7 +748,7 @@
         </w:tc>
         <w:tc>
           <w:tcPr>
-            <w:tcW w:w="1559" w:type="dxa"/>
+            <w:tcW w:w="1241" w:type="pct"/>
             <w:vAlign w:val="center"/>
           </w:tcPr>
           <w:p>
@@ -754,7 +773,7 @@
         </w:tc>
         <w:tc>
           <w:tcPr>
-            <w:tcW w:w="5245" w:type="dxa"/>
+            <w:tcW w:w="1649" w:type="pct"/>
             <w:vAlign w:val="center"/>
           </w:tcPr>
           <w:p>
@@ -779,7 +798,7 @@
         </w:tc>
         <w:tc>
           <w:tcPr>
-            <w:tcW w:w="2218" w:type="dxa"/>
+            <w:tcW w:w="580" w:type="pct"/>
             <w:vAlign w:val="center"/>
           </w:tcPr>
           <w:p>
@@ -804,7 +823,7 @@
         </w:tc>
         <w:tc>
           <w:tcPr>
-            <w:tcW w:w="1426" w:type="dxa"/>
+            <w:tcW w:w="498" w:type="pct"/>
             <w:vAlign w:val="center"/>
           </w:tcPr>
           <w:p>
@@ -836,12 +855,12 @@
         <w:tblStyle w:val="Tablanormal1"/>
         <w:tblpPr w:leftFromText="141" w:rightFromText="141" w:vertAnchor="text" w:tblpXSpec="center" w:tblpY="1"/>
         <w:tblOverlap w:val="never"/>
-        <w:tblW w:w="0" w:type="auto"/>
+        <w:tblW w:w="5000" w:type="pct"/>
         <w:tblLook w:val="04A0" w:firstRow="1" w:lastRow="0" w:firstColumn="1" w:lastColumn="0" w:noHBand="0" w:noVBand="1"/>
       </w:tblPr>
       <w:tblGrid>
-        <w:gridCol w:w="4815"/>
-        <w:gridCol w:w="8889"/>
+        <w:gridCol w:w="4816"/>
+        <w:gridCol w:w="8888"/>
       </w:tblGrid>
       <w:tr>
         <w:trPr>
@@ -850,7 +869,7 @@
         <w:tc>
           <w:tcPr>
             <w:cnfStyle w:val="001000000000" w:firstRow="0" w:lastRow="0" w:firstColumn="1" w:lastColumn="0" w:oddVBand="0" w:evenVBand="0" w:oddHBand="0" w:evenHBand="0" w:firstRowFirstColumn="0" w:firstRowLastColumn="0" w:lastRowFirstColumn="0" w:lastRowLastColumn="0"/>
-            <w:tcW w:w="4815" w:type="dxa"/>
+            <w:tcW w:w="1757" w:type="pct"/>
             <w:vAlign w:val="center"/>
           </w:tcPr>
           <w:p>
@@ -879,6 +898,7 @@
           </w:p>
           <w:p>
             <w:pPr>
+              <w:ind w:left="-546"/>
               <w:rPr>
                 <w:rFonts w:ascii="Calibri" w:eastAsia="Calibri" w:hAnsi="Calibri" w:cs="Calibri"/>
                 <w:color w:val="000000" w:themeColor="text1"/>
@@ -888,7 +908,7 @@
         </w:tc>
         <w:tc>
           <w:tcPr>
-            <w:tcW w:w="8889" w:type="dxa"/>
+            <w:tcW w:w="3243" w:type="pct"/>
             <w:vAlign w:val="center"/>
           </w:tcPr>
           <w:p>
@@ -909,7 +929,7 @@
         <w:tc>
           <w:tcPr>
             <w:cnfStyle w:val="001000000000" w:firstRow="0" w:lastRow="0" w:firstColumn="1" w:lastColumn="0" w:oddVBand="0" w:evenVBand="0" w:oddHBand="0" w:evenHBand="0" w:firstRowFirstColumn="0" w:firstRowLastColumn="0" w:lastRowFirstColumn="0" w:lastRowLastColumn="0"/>
-            <w:tcW w:w="4815" w:type="dxa"/>
+            <w:tcW w:w="1757" w:type="pct"/>
             <w:vAlign w:val="center"/>
           </w:tcPr>
           <w:p>
@@ -931,7 +951,7 @@
         </w:tc>
         <w:tc>
           <w:tcPr>
-            <w:tcW w:w="8889" w:type="dxa"/>
+            <w:tcW w:w="3243" w:type="pct"/>
             <w:vAlign w:val="center"/>
           </w:tcPr>
           <w:p>
@@ -953,6 +973,7 @@
           <w:color w:val="7F7F7F" w:themeColor="text1" w:themeTint="80"/>
           <w:sz w:val="6"/>
           <w:szCs w:val="6"/>
+          <w:u w:val="single"/>
         </w:rPr>
       </w:pPr>
     </w:p>
@@ -5780,6 +5801,17 @@
 </file>
 
 <file path=customXml/item1.xml><?xml version="1.0" encoding="utf-8"?>
+<p:properties xmlns:p="http://schemas.microsoft.com/office/2006/metadata/properties" xmlns:xsi="http://www.w3.org/2001/XMLSchema-instance" xmlns:pc="http://schemas.microsoft.com/office/infopath/2007/PartnerControls">
+  <documentManagement>
+    <TaxCatchAll xmlns="42360a00-4643-42c5-88f9-5365d0c4a999" xsi:nil="true"/>
+    <lcf76f155ced4ddcb4097134ff3c332f xmlns="f5d8d4ab-377e-44f8-bab6-6db1c155740c">
+      <Terms xmlns="http://schemas.microsoft.com/office/infopath/2007/PartnerControls"/>
+    </lcf76f155ced4ddcb4097134ff3c332f>
+  </documentManagement>
+</p:properties>
+</file>
+
+<file path=customXml/item2.xml><?xml version="1.0" encoding="utf-8"?>
 <ct:contentTypeSchema xmlns:ct="http://schemas.microsoft.com/office/2006/metadata/contentType" xmlns:ma="http://schemas.microsoft.com/office/2006/metadata/properties/metaAttributes" ct:_="" ma:_="" ma:contentTypeName="Documento" ma:contentTypeID="0x010100CB2C5BAF61F386458C12E631F434A1B2" ma:contentTypeVersion="10" ma:contentTypeDescription="Crear nuevo documento." ma:contentTypeScope="" ma:versionID="f3d741787d9149e6b97737b43bb55acd">
   <xsd:schema xmlns:xsd="http://www.w3.org/2001/XMLSchema" xmlns:xs="http://www.w3.org/2001/XMLSchema" xmlns:p="http://schemas.microsoft.com/office/2006/metadata/properties" xmlns:ns2="f5d8d4ab-377e-44f8-bab6-6db1c155740c" xmlns:ns3="42360a00-4643-42c5-88f9-5365d0c4a999" targetNamespace="http://schemas.microsoft.com/office/2006/metadata/properties" ma:root="true" ma:fieldsID="5c4c6ee2c6946cc1755fcb98c6186c21" ns2:_="" ns3:_="">
     <xsd:import namespace="f5d8d4ab-377e-44f8-bab6-6db1c155740c"/>
@@ -5968,17 +6000,6 @@
 </ct:contentTypeSchema>
 </file>
 
-<file path=customXml/item2.xml><?xml version="1.0" encoding="utf-8"?>
-<p:properties xmlns:p="http://schemas.microsoft.com/office/2006/metadata/properties" xmlns:xsi="http://www.w3.org/2001/XMLSchema-instance" xmlns:pc="http://schemas.microsoft.com/office/infopath/2007/PartnerControls">
-  <documentManagement>
-    <TaxCatchAll xmlns="42360a00-4643-42c5-88f9-5365d0c4a999" xsi:nil="true"/>
-    <lcf76f155ced4ddcb4097134ff3c332f xmlns="f5d8d4ab-377e-44f8-bab6-6db1c155740c">
-      <Terms xmlns="http://schemas.microsoft.com/office/infopath/2007/PartnerControls"/>
-    </lcf76f155ced4ddcb4097134ff3c332f>
-  </documentManagement>
-</p:properties>
-</file>
-
 <file path=customXml/item3.xml><?xml version="1.0" encoding="utf-8"?>
 <?mso-contentType ?>
 <FormTemplates xmlns="http://schemas.microsoft.com/sharepoint/v3/contenttype/forms">
@@ -5989,6 +6010,17 @@
 </file>
 
 <file path=customXml/itemProps1.xml><?xml version="1.0" encoding="utf-8"?>
+<ds:datastoreItem xmlns:ds="http://schemas.openxmlformats.org/officeDocument/2006/customXml" ds:itemID="{5C95AA75-7666-4EA3-AA78-A0942F44FDAA}">
+  <ds:schemaRefs>
+    <ds:schemaRef ds:uri="http://schemas.microsoft.com/office/2006/metadata/properties"/>
+    <ds:schemaRef ds:uri="http://schemas.microsoft.com/office/infopath/2007/PartnerControls"/>
+    <ds:schemaRef ds:uri="42360a00-4643-42c5-88f9-5365d0c4a999"/>
+    <ds:schemaRef ds:uri="f5d8d4ab-377e-44f8-bab6-6db1c155740c"/>
+  </ds:schemaRefs>
+</ds:datastoreItem>
+</file>
+
+<file path=customXml/itemProps2.xml><?xml version="1.0" encoding="utf-8"?>
 <ds:datastoreItem xmlns:ds="http://schemas.openxmlformats.org/officeDocument/2006/customXml" ds:itemID="{40646F22-4974-4AAF-B88B-BFFFFF50A6ED}">
   <ds:schemaRefs>
     <ds:schemaRef ds:uri="http://schemas.microsoft.com/office/2006/metadata/contentType"/>
@@ -6007,17 +6039,6 @@
 </ds:datastoreItem>
 </file>
 
-<file path=customXml/itemProps2.xml><?xml version="1.0" encoding="utf-8"?>
-<ds:datastoreItem xmlns:ds="http://schemas.openxmlformats.org/officeDocument/2006/customXml" ds:itemID="{5C95AA75-7666-4EA3-AA78-A0942F44FDAA}">
-  <ds:schemaRefs>
-    <ds:schemaRef ds:uri="http://schemas.microsoft.com/office/2006/metadata/properties"/>
-    <ds:schemaRef ds:uri="http://schemas.microsoft.com/office/infopath/2007/PartnerControls"/>
-    <ds:schemaRef ds:uri="42360a00-4643-42c5-88f9-5365d0c4a999"/>
-    <ds:schemaRef ds:uri="f5d8d4ab-377e-44f8-bab6-6db1c155740c"/>
-  </ds:schemaRefs>
-</ds:datastoreItem>
-</file>
-
 <file path=customXml/itemProps3.xml><?xml version="1.0" encoding="utf-8"?>
 <ds:datastoreItem xmlns:ds="http://schemas.openxmlformats.org/officeDocument/2006/customXml" ds:itemID="{A5758BC8-C23B-44DB-B65E-E33C2D53C266}">
   <ds:schemaRefs>

--- a/Docs/Formato.docx
+++ b/Docs/Formato.docx
@@ -400,12 +400,12 @@
         <w:tblLook w:val="04A0" w:firstRow="1" w:lastRow="0" w:firstColumn="1" w:lastColumn="0" w:noHBand="0" w:noVBand="1"/>
       </w:tblPr>
       <w:tblGrid>
-        <w:gridCol w:w="1315"/>
-        <w:gridCol w:w="1513"/>
-        <w:gridCol w:w="3401"/>
-        <w:gridCol w:w="4520"/>
-        <w:gridCol w:w="1590"/>
-        <w:gridCol w:w="1365"/>
+        <w:gridCol w:w="2118"/>
+        <w:gridCol w:w="1842"/>
+        <w:gridCol w:w="1987"/>
+        <w:gridCol w:w="4254"/>
+        <w:gridCol w:w="1845"/>
+        <w:gridCol w:w="1658"/>
       </w:tblGrid>
       <w:tr>
         <w:trPr>
@@ -414,7 +414,7 @@
         <w:tc>
           <w:tcPr>
             <w:cnfStyle w:val="001000000000" w:firstRow="0" w:lastRow="0" w:firstColumn="1" w:lastColumn="0" w:oddVBand="0" w:evenVBand="0" w:oddHBand="0" w:evenHBand="0" w:firstRowFirstColumn="0" w:firstRowLastColumn="0" w:lastRowFirstColumn="0" w:lastRowLastColumn="0"/>
-            <w:tcW w:w="480" w:type="pct"/>
+            <w:tcW w:w="773" w:type="pct"/>
             <w:vAlign w:val="center"/>
           </w:tcPr>
           <w:p>
@@ -438,7 +438,7 @@
         </w:tc>
         <w:tc>
           <w:tcPr>
-            <w:tcW w:w="4520" w:type="pct"/>
+            <w:tcW w:w="4227" w:type="pct"/>
             <w:gridSpan w:val="5"/>
             <w:vAlign w:val="center"/>
           </w:tcPr>
@@ -495,7 +495,7 @@
         <w:tc>
           <w:tcPr>
             <w:cnfStyle w:val="001000000000" w:firstRow="0" w:lastRow="0" w:firstColumn="1" w:lastColumn="0" w:oddVBand="0" w:evenVBand="0" w:oddHBand="0" w:evenHBand="0" w:firstRowFirstColumn="0" w:firstRowLastColumn="0" w:lastRowFirstColumn="0" w:lastRowLastColumn="0"/>
-            <w:tcW w:w="480" w:type="pct"/>
+            <w:tcW w:w="773" w:type="pct"/>
             <w:vAlign w:val="center"/>
           </w:tcPr>
           <w:p>
@@ -533,7 +533,7 @@
         </w:tc>
         <w:tc>
           <w:tcPr>
-            <w:tcW w:w="552" w:type="pct"/>
+            <w:tcW w:w="672" w:type="pct"/>
             <w:vAlign w:val="center"/>
           </w:tcPr>
           <w:p>
@@ -560,7 +560,7 @@
         </w:tc>
         <w:tc>
           <w:tcPr>
-            <w:tcW w:w="1241" w:type="pct"/>
+            <w:tcW w:w="725" w:type="pct"/>
             <w:vAlign w:val="center"/>
           </w:tcPr>
           <w:p>
@@ -587,7 +587,7 @@
         </w:tc>
         <w:tc>
           <w:tcPr>
-            <w:tcW w:w="1649" w:type="pct"/>
+            <w:tcW w:w="1552" w:type="pct"/>
             <w:vAlign w:val="center"/>
           </w:tcPr>
           <w:p>
@@ -614,7 +614,7 @@
         </w:tc>
         <w:tc>
           <w:tcPr>
-            <w:tcW w:w="580" w:type="pct"/>
+            <w:tcW w:w="673" w:type="pct"/>
             <w:vAlign w:val="center"/>
           </w:tcPr>
           <w:p>
@@ -653,8 +653,8 @@
               <w:rPr>
                 <w:bCs/>
                 <w:color w:val="7F7F7F" w:themeColor="text1" w:themeTint="80"/>
-                <w:sz w:val="20"/>
-                <w:szCs w:val="16"/>
+                <w:sz w:val="18"/>
+                <w:szCs w:val="14"/>
               </w:rPr>
               <w:t>(en proceso, pendiente, finalizado)</w:t>
             </w:r>
@@ -662,7 +662,7 @@
         </w:tc>
         <w:tc>
           <w:tcPr>
-            <w:tcW w:w="498" w:type="pct"/>
+            <w:tcW w:w="605" w:type="pct"/>
             <w:vAlign w:val="center"/>
           </w:tcPr>
           <w:p>
@@ -695,7 +695,7 @@
         <w:tc>
           <w:tcPr>
             <w:cnfStyle w:val="001000000000" w:firstRow="0" w:lastRow="0" w:firstColumn="1" w:lastColumn="0" w:oddVBand="0" w:evenVBand="0" w:oddHBand="0" w:evenHBand="0" w:firstRowFirstColumn="0" w:firstRowLastColumn="0" w:lastRowFirstColumn="0" w:lastRowLastColumn="0"/>
-            <w:tcW w:w="480" w:type="pct"/>
+            <w:tcW w:w="773" w:type="pct"/>
             <w:vAlign w:val="center"/>
           </w:tcPr>
           <w:p>
@@ -723,7 +723,7 @@
         </w:tc>
         <w:tc>
           <w:tcPr>
-            <w:tcW w:w="552" w:type="pct"/>
+            <w:tcW w:w="672" w:type="pct"/>
             <w:vAlign w:val="center"/>
           </w:tcPr>
           <w:p>
@@ -748,7 +748,7 @@
         </w:tc>
         <w:tc>
           <w:tcPr>
-            <w:tcW w:w="1241" w:type="pct"/>
+            <w:tcW w:w="725" w:type="pct"/>
             <w:vAlign w:val="center"/>
           </w:tcPr>
           <w:p>
@@ -773,7 +773,7 @@
         </w:tc>
         <w:tc>
           <w:tcPr>
-            <w:tcW w:w="1649" w:type="pct"/>
+            <w:tcW w:w="1552" w:type="pct"/>
             <w:vAlign w:val="center"/>
           </w:tcPr>
           <w:p>
@@ -798,7 +798,7 @@
         </w:tc>
         <w:tc>
           <w:tcPr>
-            <w:tcW w:w="580" w:type="pct"/>
+            <w:tcW w:w="673" w:type="pct"/>
             <w:vAlign w:val="center"/>
           </w:tcPr>
           <w:p>
@@ -823,7 +823,7 @@
         </w:tc>
         <w:tc>
           <w:tcPr>
-            <w:tcW w:w="498" w:type="pct"/>
+            <w:tcW w:w="605" w:type="pct"/>
             <w:vAlign w:val="center"/>
           </w:tcPr>
           <w:p>
